--- a/docs/governance/build/majma-manshoor.docx
+++ b/docs/governance/build/majma-manshoor.docx
@@ -292,7 +292,7 @@
           <w:rFonts w:ascii="Tahoma" w:hAnsi="Tahoma" w:cs="Tahoma"/>
           <w:rtl/>
         </w:rPr>
-        <w:t>۳-۱. بدون ثبت‌نام و شرط: برای پیوستن به مجمع نه ثبت‌نامی لازم است و نه شرطی؛ هر کس به چای بیاید، در یک گروه کاری همراهی کند یا در یک برنامه کمک کند، بخشی از مجمع است. این مشارکت به عضویت رسمی در انجمن نیاز ندارد و برای دانشجویان خارج از رشته فیزیک هم باز است (اساسنامه، تبصره ماده ۱۰). عضویت رسمی در انجمن، که حق رأی در جلسه عمومی را می‌دهد، جداگانه و با ثبت در دفتر عضویت انجام می‌شود (اساسنامه، ماده ۲۰).</w:t>
+        <w:t>۳-۱. بدون ثبت‌نام و شرط: برای پیوستن به مجمع نه ثبت‌نامی لازم است و نه شرطی؛ هر دانشجوی دانشگاه می‌تواند به چای بیاید، و هر کس به چای بیاید، در یک گروه کاری همراهی کند یا در یک برنامه کمک کند، بخشی از مجمع است. چای با حضور میهمان بیرونی، یعنی کسی که دانشجو، استاد یا کارمند دانشگاه نیست، دیگر زیر مجوز نیمسالی نیست (۶-۱). این مشارکت به عضویت رسمی در انجمن نیاز ندارد و برای دانشجویان خارج از رشته فیزیک هم باز است (اساسنامه، تبصره ماده ۱۰). عضویت رسمی در انجمن، که حق رأی در جلسه عمومی را می‌دهد، جداگانه و با ثبت در دفتر عضویت انجام می‌شود (اساسنامه، ماده ۲۰).</w:t>
       </w:r>
     </w:p>
     <w:p>
@@ -907,7 +907,7 @@
           <w:rFonts w:ascii="Tahoma" w:hAnsi="Tahoma" w:cs="Tahoma"/>
           <w:rtl/>
         </w:rPr>
-        <w:t>۶-۱. چای: چای جلسه باز و منظم مجمع است که معمولاً هفته‌ای یک‌بار برگزار می‌شود و ساده‌ترین راه ورود به مجمع است؛ برای آمدن به آن دعوت‌نامه یا عضویتی لازم نیست. یکی از اهداف خود این جلسات این است که دانشجویان دانشکده بتوانند کنار هم بنشینند، چای بخورند، صحبت کنند، درباره فضای دانشکده حرف بزنند و ایده‌هایشان شنیده شود؛ چای تنها برای طرح مشکلات نیست. شورا برای جلسات باز و منظم مجمع، از جمله چای، در آغاز هر نیمسال یک مجوز می‌گیرد که هر جلسه در فضای انجمن را، تا وقتی ثبت‌نام، پرداخت یا میهمان بیرونی ندارد، از مجوز جداگانه بی‌نیاز می‌کند (اساسنامه، تبصره ۲ ماده ۸).</w:t>
+        <w:t>۶-۱. چای: چای جلسه باز و منظم مجمع است که معمولاً هفته‌ای یک‌بار برگزار می‌شود و ساده‌ترین راه ورود به مجمع است؛ برای آمدن به آن دعوت‌نامه یا عضویتی لازم نیست. یکی از اهداف خود این جلسات این است که دانشجویان دانشکده بتوانند کنار هم بنشینند، چای بخورند، صحبت کنند، درباره فضای دانشکده حرف بزنند و ایده‌هایشان شنیده شود؛ چای تنها برای طرح مشکلات نیست. شورا برای جلسات باز و منظم مجمع، از جمله چای، در آغاز هر نیمسال یک مجوز («مجوز نیمسالی») می‌گیرد که هر جلسه در فضای انجمن را، تا وقتی ثبت‌نام، پرداخت یا میهمان بیرونی ندارد و به موضوعی با ابعاد سیاسی یا صنفی نمی‌پردازد (۴-۳)، از مجوز جداگانه بی‌نیاز می‌کند (اساسنامه، تبصره ۲ ماده ۸؛ شیوه‌نامه داخلی شورا، ۴-۳).</w:t>
       </w:r>
     </w:p>
     <w:p>
